--- a/演示视频脚本_20261019.docx
+++ b/演示视频脚本_20261019.docx
@@ -389,14 +389,15 @@
             <w:pPr>
               <w:spacing w:line="276" w:lineRule="auto" w:after="0"/>
             </w:pPr>
-            <w:r/>
+            <w:r>
+              <w:t>画面停在有明暗层次的桌面，字幕逐行点亮 8 层 OSD</w:t>
+            </w:r>
             <w:r>
               <w:rPr>
                 <w:rFonts w:ascii="Times New Roman" w:hAnsi="Times New Roman" w:eastAsia="宋体"/>
                 <w:b w:val="0"/>
                 <w:sz w:val="18"/>
               </w:rPr>
-              <w:t>画面停在有明暗层次的桌面，字幕逐行点亮 6 层 OSD</w:t>
             </w:r>
           </w:p>
         </w:tc>
